--- a/public/downloads/research-project-assessment-rubric.docx
+++ b/public/downloads/research-project-assessment-rubric.docx
@@ -54,7 +54,20 @@
           <w:sz w:val="22"/>
           <w:szCs w:val="22"/>
         </w:rPr>
-        <w:t xml:space="preserve">Judge each learner by your professional judgement against the proficiency scale, from evidence gathered across the whole research book — not from the final output alone. Full guidance is in the facilitator guide ("Assessing the investigation"). Record where the learner sits and one or two lines of evidence for why. Developmental notes, not a grade.</w:t>
+        <w:t xml:space="preserve">Judge each learner by your professional judgement against Amala’s proficiency scale, from evidence gathered across the whole research book — not from the final output alone. Full guidance is in the facilitator guide ("Assessing the investigation"). Tick the level and write one or two lines of evidence for why.</w:t>
+      </w:r>
+    </w:p>
+    <w:p>
+      <w:pPr>
+        <w:spacing w:after="160" w:before="0"/>
+      </w:pPr>
+      <w:r>
+        <w:rPr>
+          <w:color w:val="5A6473"/>
+          <w:sz w:val="20"/>
+          <w:szCs w:val="20"/>
+        </w:rPr>
+        <w:t xml:space="preserve">The scale is generic: one ladder, read against the goal FSI1 names — the learner can conduct primary and secondary research into challenges affecting people and the planet to develop actionable insights. Credit begins at Practitioner, which is also the readiness bar for the accredited secondary pathway. Expert needs two or more genuinely different scenarios, so it rarely comes from this component alone.</w:t>
       </w:r>
     </w:p>
     <w:p>
@@ -85,37 +98,521 @@
         <w:t xml:space="preserve">Midway (formative) — around the end of "Plan and conduct research"</w:t>
       </w:r>
     </w:p>
-    <w:p>
-      <w:pPr>
-        <w:spacing w:after="60" w:before="0"/>
-      </w:pPr>
-      <w:r>
-        <w:rPr>
-          <w:color w:val="5A6473"/>
-          <w:sz w:val="20"/>
-          <w:szCs w:val="20"/>
-        </w:rPr>
-        <w:t xml:space="preserve">Circle the band that best fits, from evidence across the research book:</w:t>
-      </w:r>
-    </w:p>
-    <w:p>
-      <w:pPr>
-        <w:spacing w:after="100" w:before="0"/>
-      </w:pPr>
-      <w:r>
-        <w:rPr>
-          <w:b/>
-          <w:bCs/>
-          <w:color w:val="1F3A5F"/>
-          <w:sz w:val="22"/>
-          <w:szCs w:val="22"/>
-        </w:rPr>
-        <w:t xml:space="preserve">Emerging        ·        Developing        ·        Proficient        ·        Extending</w:t>
-      </w:r>
-    </w:p>
-    <w:p>
-      <w:pPr>
-        <w:spacing w:after="40" w:before="0"/>
+    <w:tbl>
+      <w:tblPr>
+        <w:tblW w:type="pct" w:w="100%"/>
+        <w:tblBorders>
+          <w:top w:val="single" w:color="auto" w:sz="4"/>
+          <w:left w:val="single" w:color="auto" w:sz="4"/>
+          <w:bottom w:val="single" w:color="auto" w:sz="4"/>
+          <w:right w:val="single" w:color="auto" w:sz="4"/>
+          <w:insideH w:val="single" w:color="auto" w:sz="4"/>
+          <w:insideV w:val="single" w:color="auto" w:sz="4"/>
+        </w:tblBorders>
+      </w:tblPr>
+      <w:tblGrid>
+        <w:gridCol w:w="300"/>
+        <w:gridCol w:w="2500"/>
+        <w:gridCol w:w="5200"/>
+        <w:gridCol w:w="2800"/>
+      </w:tblGrid>
+      <w:tr>
+        <w:trPr>
+          <w:tblHeader/>
+        </w:trPr>
+        <w:tc>
+          <w:tcPr>
+            <w:tcW w:type="dxa" w:w="300"/>
+          </w:tcPr>
+          <w:p>
+            <w:r>
+              <w:rPr>
+                <w:b/>
+                <w:bCs/>
+                <w:color w:val="1F3A5F"/>
+                <w:sz w:val="18"/>
+                <w:szCs w:val="18"/>
+              </w:rPr>
+              <w:t xml:space="preserve"/>
+            </w:r>
+          </w:p>
+        </w:tc>
+        <w:tc>
+          <w:tcPr>
+            <w:tcW w:type="dxa" w:w="2500"/>
+          </w:tcPr>
+          <w:p>
+            <w:r>
+              <w:rPr>
+                <w:b/>
+                <w:bCs/>
+                <w:color w:val="1F3A5F"/>
+                <w:sz w:val="18"/>
+                <w:szCs w:val="18"/>
+              </w:rPr>
+              <w:t xml:space="preserve">Level</w:t>
+            </w:r>
+          </w:p>
+        </w:tc>
+        <w:tc>
+          <w:tcPr>
+            <w:tcW w:type="dxa" w:w="5200"/>
+          </w:tcPr>
+          <w:p>
+            <w:r>
+              <w:rPr>
+                <w:b/>
+                <w:bCs/>
+                <w:color w:val="1F3A5F"/>
+                <w:sz w:val="18"/>
+                <w:szCs w:val="18"/>
+              </w:rPr>
+              <w:t xml:space="preserve">The learner (Amala’s scale)</w:t>
+            </w:r>
+          </w:p>
+        </w:tc>
+        <w:tc>
+          <w:tcPr>
+            <w:tcW w:type="dxa" w:w="2800"/>
+          </w:tcPr>
+          <w:p>
+            <w:r>
+              <w:rPr>
+                <w:b/>
+                <w:bCs/>
+                <w:color w:val="1F3A5F"/>
+                <w:sz w:val="18"/>
+                <w:szCs w:val="18"/>
+              </w:rPr>
+              <w:t xml:space="preserve">In this component (FSI1)</w:t>
+            </w:r>
+          </w:p>
+        </w:tc>
+      </w:tr>
+      <w:tr>
+        <w:trPr>
+          <w:cantSplit/>
+          <w:trHeight w:val="900" w:hRule="atLeast"/>
+        </w:trPr>
+        <w:tc>
+          <w:tcPr>
+            <w:tcW w:type="dxa" w:w="300"/>
+          </w:tcPr>
+          <w:p>
+            <w:r>
+              <w:rPr>
+                <w:b w:val="false"/>
+                <w:bCs w:val="false"/>
+                <w:sz w:val="26"/>
+                <w:szCs w:val="26"/>
+              </w:rPr>
+              <w:t xml:space="preserve">☐</w:t>
+            </w:r>
+          </w:p>
+        </w:tc>
+        <w:tc>
+          <w:tcPr>
+            <w:tcW w:type="dxa" w:w="2500"/>
+          </w:tcPr>
+          <w:p>
+            <w:r>
+              <w:rPr>
+                <w:b/>
+                <w:bCs/>
+                <w:color w:val="1F3A5F"/>
+                <w:sz w:val="17"/>
+                <w:szCs w:val="17"/>
+              </w:rPr>
+              <w:t xml:space="preserve">No Level Awarded  (no credit)</w:t>
+            </w:r>
+          </w:p>
+          <w:p>
+            <w:r>
+              <w:rPr>
+                <w:b w:val="false"/>
+                <w:bCs w:val="false"/>
+                <w:color w:val="1F3A5F"/>
+                <w:sz w:val="17"/>
+                <w:szCs w:val="17"/>
+              </w:rPr>
+              <w:t xml:space="preserve">GPA 0.0</w:t>
+            </w:r>
+          </w:p>
+        </w:tc>
+        <w:tc>
+          <w:tcPr>
+            <w:tcW w:type="dxa" w:w="5200"/>
+          </w:tcPr>
+          <w:p>
+            <w:r>
+              <w:rPr>
+                <w:b w:val="false"/>
+                <w:bCs w:val="false"/>
+                <w:sz w:val="17"/>
+                <w:szCs w:val="17"/>
+              </w:rPr>
+              <w:t xml:space="preserve">Does not have a rationale for what they would do to achieve the goal described by the competency in at least one scenario.</w:t>
+            </w:r>
+          </w:p>
+        </w:tc>
+        <w:tc>
+          <w:tcPr>
+            <w:tcW w:type="dxa" w:w="2800"/>
+          </w:tcPr>
+          <w:p>
+            <w:r>
+              <w:rPr>
+                <w:b w:val="false"/>
+                <w:bCs w:val="false"/>
+                <w:color w:val="5A6473"/>
+                <w:sz w:val="17"/>
+                <w:szCs w:val="17"/>
+              </w:rPr>
+              <w:t xml:space="preserve">Cannot say what they would try to find out about the issue, or how, and why.</w:t>
+            </w:r>
+          </w:p>
+        </w:tc>
+      </w:tr>
+      <w:tr>
+        <w:trPr>
+          <w:cantSplit/>
+          <w:trHeight w:val="900" w:hRule="atLeast"/>
+        </w:trPr>
+        <w:tc>
+          <w:tcPr>
+            <w:tcW w:type="dxa" w:w="300"/>
+          </w:tcPr>
+          <w:p>
+            <w:r>
+              <w:rPr>
+                <w:b w:val="false"/>
+                <w:bCs w:val="false"/>
+                <w:sz w:val="26"/>
+                <w:szCs w:val="26"/>
+              </w:rPr>
+              <w:t xml:space="preserve">☐</w:t>
+            </w:r>
+          </w:p>
+        </w:tc>
+        <w:tc>
+          <w:tcPr>
+            <w:tcW w:type="dxa" w:w="2500"/>
+          </w:tcPr>
+          <w:p>
+            <w:r>
+              <w:rPr>
+                <w:b/>
+                <w:bCs/>
+                <w:color w:val="1F3A5F"/>
+                <w:sz w:val="17"/>
+                <w:szCs w:val="17"/>
+              </w:rPr>
+              <w:t xml:space="preserve">Theorist  (no credit)</w:t>
+            </w:r>
+          </w:p>
+          <w:p>
+            <w:r>
+              <w:rPr>
+                <w:b w:val="false"/>
+                <w:bCs w:val="false"/>
+                <w:color w:val="1F3A5F"/>
+                <w:sz w:val="17"/>
+                <w:szCs w:val="17"/>
+              </w:rPr>
+              <w:t xml:space="preserve">GPA 2.0</w:t>
+            </w:r>
+          </w:p>
+        </w:tc>
+        <w:tc>
+          <w:tcPr>
+            <w:tcW w:type="dxa" w:w="5200"/>
+          </w:tcPr>
+          <w:p>
+            <w:r>
+              <w:rPr>
+                <w:b w:val="false"/>
+                <w:bCs w:val="false"/>
+                <w:sz w:val="17"/>
+                <w:szCs w:val="17"/>
+              </w:rPr>
+              <w:t xml:space="preserve">Has a rationale for what they would do to achieve the goal described by the competency in at least one scenario.</w:t>
+            </w:r>
+          </w:p>
+        </w:tc>
+        <w:tc>
+          <w:tcPr>
+            <w:tcW w:type="dxa" w:w="2800"/>
+          </w:tcPr>
+          <w:p>
+            <w:r>
+              <w:rPr>
+                <w:b w:val="false"/>
+                <w:bCs w:val="false"/>
+                <w:color w:val="5A6473"/>
+                <w:sz w:val="17"/>
+                <w:szCs w:val="17"/>
+              </w:rPr>
+              <w:t xml:space="preserve">Can say what they want to find out, who they would ask and what they would read, and why — but has not acted on it.</w:t>
+            </w:r>
+          </w:p>
+        </w:tc>
+      </w:tr>
+      <w:tr>
+        <w:trPr>
+          <w:cantSplit/>
+          <w:trHeight w:val="900" w:hRule="atLeast"/>
+        </w:trPr>
+        <w:tc>
+          <w:tcPr>
+            <w:tcW w:type="dxa" w:w="300"/>
+          </w:tcPr>
+          <w:p>
+            <w:r>
+              <w:rPr>
+                <w:b w:val="false"/>
+                <w:bCs w:val="false"/>
+                <w:sz w:val="26"/>
+                <w:szCs w:val="26"/>
+              </w:rPr>
+              <w:t xml:space="preserve">☐</w:t>
+            </w:r>
+          </w:p>
+        </w:tc>
+        <w:tc>
+          <w:tcPr>
+            <w:tcW w:type="dxa" w:w="2500"/>
+          </w:tcPr>
+          <w:p>
+            <w:r>
+              <w:rPr>
+                <w:b/>
+                <w:bCs/>
+                <w:color w:val="1F3A5F"/>
+                <w:sz w:val="17"/>
+                <w:szCs w:val="17"/>
+              </w:rPr>
+              <w:t xml:space="preserve">Practitioner</w:t>
+            </w:r>
+          </w:p>
+          <w:p>
+            <w:r>
+              <w:rPr>
+                <w:b w:val="false"/>
+                <w:bCs w:val="false"/>
+                <w:color w:val="1F3A5F"/>
+                <w:sz w:val="17"/>
+                <w:szCs w:val="17"/>
+              </w:rPr>
+              <w:t xml:space="preserve">GPA 3.0</w:t>
+            </w:r>
+          </w:p>
+        </w:tc>
+        <w:tc>
+          <w:tcPr>
+            <w:tcW w:type="dxa" w:w="5200"/>
+          </w:tcPr>
+          <w:p>
+            <w:r>
+              <w:rPr>
+                <w:b w:val="false"/>
+                <w:bCs w:val="false"/>
+                <w:sz w:val="17"/>
+                <w:szCs w:val="17"/>
+              </w:rPr>
+              <w:t xml:space="preserve">Has attempted to achieve the goal described by the competency in at least one scenario and has a clear rationale for their actions.</w:t>
+            </w:r>
+          </w:p>
+        </w:tc>
+        <w:tc>
+          <w:tcPr>
+            <w:tcW w:type="dxa" w:w="2800"/>
+          </w:tcPr>
+          <w:p>
+            <w:r>
+              <w:rPr>
+                <w:b w:val="false"/>
+                <w:bCs w:val="false"/>
+                <w:color w:val="5A6473"/>
+                <w:sz w:val="17"/>
+                <w:szCs w:val="17"/>
+              </w:rPr>
+              <w:t xml:space="preserve">Actually investigated — asked and looked, and used the source pack — with reasons for how they went about it, even if it has not yet become an insight.</w:t>
+            </w:r>
+          </w:p>
+        </w:tc>
+      </w:tr>
+      <w:tr>
+        <w:trPr>
+          <w:cantSplit/>
+          <w:trHeight w:val="900" w:hRule="atLeast"/>
+        </w:trPr>
+        <w:tc>
+          <w:tcPr>
+            <w:tcW w:type="dxa" w:w="300"/>
+          </w:tcPr>
+          <w:p>
+            <w:r>
+              <w:rPr>
+                <w:b w:val="false"/>
+                <w:bCs w:val="false"/>
+                <w:sz w:val="26"/>
+                <w:szCs w:val="26"/>
+              </w:rPr>
+              <w:t xml:space="preserve">☐</w:t>
+            </w:r>
+          </w:p>
+        </w:tc>
+        <w:tc>
+          <w:tcPr>
+            <w:tcW w:type="dxa" w:w="2500"/>
+          </w:tcPr>
+          <w:p>
+            <w:r>
+              <w:rPr>
+                <w:b/>
+                <w:bCs/>
+                <w:color w:val="1F3A5F"/>
+                <w:sz w:val="17"/>
+                <w:szCs w:val="17"/>
+              </w:rPr>
+              <w:t xml:space="preserve">Reflective Practitioner</w:t>
+            </w:r>
+          </w:p>
+          <w:p>
+            <w:r>
+              <w:rPr>
+                <w:b w:val="false"/>
+                <w:bCs w:val="false"/>
+                <w:color w:val="1F3A5F"/>
+                <w:sz w:val="17"/>
+                <w:szCs w:val="17"/>
+              </w:rPr>
+              <w:t xml:space="preserve">GPA 3.5</w:t>
+            </w:r>
+          </w:p>
+        </w:tc>
+        <w:tc>
+          <w:tcPr>
+            <w:tcW w:type="dxa" w:w="5200"/>
+          </w:tcPr>
+          <w:p>
+            <w:r>
+              <w:rPr>
+                <w:b w:val="false"/>
+                <w:bCs w:val="false"/>
+                <w:sz w:val="17"/>
+                <w:szCs w:val="17"/>
+              </w:rPr>
+              <w:t xml:space="preserve">Has achieved the goal described by the competency in at least one scenario and has a clear rationale for their actions. Has identified strengths, weaknesses and improvements they would make in their approach in at least one scenario, supporting their claims with evidence.</w:t>
+            </w:r>
+          </w:p>
+        </w:tc>
+        <w:tc>
+          <w:tcPr>
+            <w:tcW w:type="dxa" w:w="2800"/>
+          </w:tcPr>
+          <w:p>
+            <w:r>
+              <w:rPr>
+                <w:b w:val="false"/>
+                <w:bCs w:val="false"/>
+                <w:color w:val="5A6473"/>
+                <w:sz w:val="17"/>
+                <w:szCs w:val="17"/>
+              </w:rPr>
+              <w:t xml:space="preserve">The research reached an evidence-backed insight they can communicate, and they can say what worked in how they investigated, what did not, and what they would do differently, with evidence.</w:t>
+            </w:r>
+          </w:p>
+        </w:tc>
+      </w:tr>
+      <w:tr>
+        <w:trPr>
+          <w:cantSplit/>
+          <w:trHeight w:val="900" w:hRule="atLeast"/>
+        </w:trPr>
+        <w:tc>
+          <w:tcPr>
+            <w:tcW w:type="dxa" w:w="300"/>
+          </w:tcPr>
+          <w:p>
+            <w:r>
+              <w:rPr>
+                <w:b w:val="false"/>
+                <w:bCs w:val="false"/>
+                <w:sz w:val="26"/>
+                <w:szCs w:val="26"/>
+              </w:rPr>
+              <w:t xml:space="preserve">☐</w:t>
+            </w:r>
+          </w:p>
+        </w:tc>
+        <w:tc>
+          <w:tcPr>
+            <w:tcW w:type="dxa" w:w="2500"/>
+          </w:tcPr>
+          <w:p>
+            <w:r>
+              <w:rPr>
+                <w:b/>
+                <w:bCs/>
+                <w:color w:val="1F3A5F"/>
+                <w:sz w:val="17"/>
+                <w:szCs w:val="17"/>
+              </w:rPr>
+              <w:t xml:space="preserve">Expert Practitioner</w:t>
+            </w:r>
+          </w:p>
+          <w:p>
+            <w:r>
+              <w:rPr>
+                <w:b w:val="false"/>
+                <w:bCs w:val="false"/>
+                <w:color w:val="1F3A5F"/>
+                <w:sz w:val="17"/>
+                <w:szCs w:val="17"/>
+              </w:rPr>
+              <w:t xml:space="preserve">GPA 4.0</w:t>
+            </w:r>
+          </w:p>
+        </w:tc>
+        <w:tc>
+          <w:tcPr>
+            <w:tcW w:type="dxa" w:w="5200"/>
+          </w:tcPr>
+          <w:p>
+            <w:r>
+              <w:rPr>
+                <w:b w:val="false"/>
+                <w:bCs w:val="false"/>
+                <w:sz w:val="17"/>
+                <w:szCs w:val="17"/>
+              </w:rPr>
+              <w:t xml:space="preserve">Has achieved the goal described by the competency in two or more scenarios and has a clear rationale for their actions. Has identified strengths, weaknesses and improvements across two or more scenarios, supported with evidence, and has implemented improvements demonstrating growth over time.</w:t>
+            </w:r>
+          </w:p>
+        </w:tc>
+        <w:tc>
+          <w:tcPr>
+            <w:tcW w:type="dxa" w:w="2800"/>
+          </w:tcPr>
+          <w:p>
+            <w:r>
+              <w:rPr>
+                <w:b w:val="false"/>
+                <w:bCs w:val="false"/>
+                <w:color w:val="5A6473"/>
+                <w:sz w:val="17"/>
+                <w:szCs w:val="17"/>
+              </w:rPr>
+              <w:t xml:space="preserve">A second, distinct investigation in which they carried through an improvement identified in the first.</w:t>
+            </w:r>
+          </w:p>
+        </w:tc>
+      </w:tr>
+    </w:tbl>
+    <w:p>
+      <w:pPr>
+        <w:spacing w:after="40" w:before="160"/>
       </w:pPr>
       <w:r>
         <w:rPr>
@@ -123,7 +620,7 @@
           <w:sz w:val="18"/>
           <w:szCs w:val="18"/>
         </w:rPr>
-        <w:t xml:space="preserve">Evidence and developmental notes (question &amp; plan · evidence log &amp; how they weighed sources · findings → insight · output &amp; answering questions):</w:t>
+        <w:t xml:space="preserve">Evidence for the judgement (question &amp; plan · evidence log &amp; how they weighed sources · findings → insight · output &amp; answering questions):</w:t>
       </w:r>
     </w:p>
     <w:tbl>
@@ -143,7 +640,7 @@
       </w:tblGrid>
       <w:tr>
         <w:trPr>
-          <w:trHeight w:val="2600" w:hRule="atLeast"/>
+          <w:trHeight w:val="2200" w:hRule="atLeast"/>
         </w:trPr>
         <w:tc>
           <w:tcPr>
@@ -157,6 +654,21 @@
         </w:tc>
       </w:tr>
     </w:tbl>
+    <w:p>
+      <w:pPr>
+        <w:spacing w:after="120" w:before="80"/>
+      </w:pPr>
+      <w:r>
+        <w:rPr>
+          <w:i/>
+          <w:iCs/>
+          <w:color w:val="5A6473"/>
+          <w:sz w:val="18"/>
+          <w:szCs w:val="18"/>
+        </w:rPr>
+        <w:t xml:space="preserve">Provisional, made with Amala’s support and calibration: a checkpoint that tells you where to put your support next, not the final grade.</w:t>
+      </w:r>
+    </w:p>
     <w:p>
       <w:r>
         <w:br w:type="page"/>
@@ -178,37 +690,521 @@
         <w:t xml:space="preserve">End (summative) — at the showcase</w:t>
       </w:r>
     </w:p>
-    <w:p>
-      <w:pPr>
-        <w:spacing w:after="60" w:before="0"/>
-      </w:pPr>
-      <w:r>
-        <w:rPr>
-          <w:color w:val="5A6473"/>
-          <w:sz w:val="20"/>
-          <w:szCs w:val="20"/>
-        </w:rPr>
-        <w:t xml:space="preserve">Circle the band that best fits, from evidence across the research book:</w:t>
-      </w:r>
-    </w:p>
-    <w:p>
-      <w:pPr>
-        <w:spacing w:after="100" w:before="0"/>
-      </w:pPr>
-      <w:r>
-        <w:rPr>
-          <w:b/>
-          <w:bCs/>
-          <w:color w:val="1F3A5F"/>
-          <w:sz w:val="22"/>
-          <w:szCs w:val="22"/>
-        </w:rPr>
-        <w:t xml:space="preserve">Emerging        ·        Developing        ·        Proficient        ·        Extending</w:t>
-      </w:r>
-    </w:p>
-    <w:p>
-      <w:pPr>
-        <w:spacing w:after="40" w:before="0"/>
+    <w:tbl>
+      <w:tblPr>
+        <w:tblW w:type="pct" w:w="100%"/>
+        <w:tblBorders>
+          <w:top w:val="single" w:color="auto" w:sz="4"/>
+          <w:left w:val="single" w:color="auto" w:sz="4"/>
+          <w:bottom w:val="single" w:color="auto" w:sz="4"/>
+          <w:right w:val="single" w:color="auto" w:sz="4"/>
+          <w:insideH w:val="single" w:color="auto" w:sz="4"/>
+          <w:insideV w:val="single" w:color="auto" w:sz="4"/>
+        </w:tblBorders>
+      </w:tblPr>
+      <w:tblGrid>
+        <w:gridCol w:w="300"/>
+        <w:gridCol w:w="2500"/>
+        <w:gridCol w:w="5200"/>
+        <w:gridCol w:w="2800"/>
+      </w:tblGrid>
+      <w:tr>
+        <w:trPr>
+          <w:tblHeader/>
+        </w:trPr>
+        <w:tc>
+          <w:tcPr>
+            <w:tcW w:type="dxa" w:w="300"/>
+          </w:tcPr>
+          <w:p>
+            <w:r>
+              <w:rPr>
+                <w:b/>
+                <w:bCs/>
+                <w:color w:val="1F3A5F"/>
+                <w:sz w:val="18"/>
+                <w:szCs w:val="18"/>
+              </w:rPr>
+              <w:t xml:space="preserve"/>
+            </w:r>
+          </w:p>
+        </w:tc>
+        <w:tc>
+          <w:tcPr>
+            <w:tcW w:type="dxa" w:w="2500"/>
+          </w:tcPr>
+          <w:p>
+            <w:r>
+              <w:rPr>
+                <w:b/>
+                <w:bCs/>
+                <w:color w:val="1F3A5F"/>
+                <w:sz w:val="18"/>
+                <w:szCs w:val="18"/>
+              </w:rPr>
+              <w:t xml:space="preserve">Level</w:t>
+            </w:r>
+          </w:p>
+        </w:tc>
+        <w:tc>
+          <w:tcPr>
+            <w:tcW w:type="dxa" w:w="5200"/>
+          </w:tcPr>
+          <w:p>
+            <w:r>
+              <w:rPr>
+                <w:b/>
+                <w:bCs/>
+                <w:color w:val="1F3A5F"/>
+                <w:sz w:val="18"/>
+                <w:szCs w:val="18"/>
+              </w:rPr>
+              <w:t xml:space="preserve">The learner (Amala’s scale)</w:t>
+            </w:r>
+          </w:p>
+        </w:tc>
+        <w:tc>
+          <w:tcPr>
+            <w:tcW w:type="dxa" w:w="2800"/>
+          </w:tcPr>
+          <w:p>
+            <w:r>
+              <w:rPr>
+                <w:b/>
+                <w:bCs/>
+                <w:color w:val="1F3A5F"/>
+                <w:sz w:val="18"/>
+                <w:szCs w:val="18"/>
+              </w:rPr>
+              <w:t xml:space="preserve">In this component (FSI1)</w:t>
+            </w:r>
+          </w:p>
+        </w:tc>
+      </w:tr>
+      <w:tr>
+        <w:trPr>
+          <w:cantSplit/>
+          <w:trHeight w:val="900" w:hRule="atLeast"/>
+        </w:trPr>
+        <w:tc>
+          <w:tcPr>
+            <w:tcW w:type="dxa" w:w="300"/>
+          </w:tcPr>
+          <w:p>
+            <w:r>
+              <w:rPr>
+                <w:b w:val="false"/>
+                <w:bCs w:val="false"/>
+                <w:sz w:val="26"/>
+                <w:szCs w:val="26"/>
+              </w:rPr>
+              <w:t xml:space="preserve">☐</w:t>
+            </w:r>
+          </w:p>
+        </w:tc>
+        <w:tc>
+          <w:tcPr>
+            <w:tcW w:type="dxa" w:w="2500"/>
+          </w:tcPr>
+          <w:p>
+            <w:r>
+              <w:rPr>
+                <w:b/>
+                <w:bCs/>
+                <w:color w:val="1F3A5F"/>
+                <w:sz w:val="17"/>
+                <w:szCs w:val="17"/>
+              </w:rPr>
+              <w:t xml:space="preserve">No Level Awarded  (no credit)</w:t>
+            </w:r>
+          </w:p>
+          <w:p>
+            <w:r>
+              <w:rPr>
+                <w:b w:val="false"/>
+                <w:bCs w:val="false"/>
+                <w:color w:val="1F3A5F"/>
+                <w:sz w:val="17"/>
+                <w:szCs w:val="17"/>
+              </w:rPr>
+              <w:t xml:space="preserve">GPA 0.0</w:t>
+            </w:r>
+          </w:p>
+        </w:tc>
+        <w:tc>
+          <w:tcPr>
+            <w:tcW w:type="dxa" w:w="5200"/>
+          </w:tcPr>
+          <w:p>
+            <w:r>
+              <w:rPr>
+                <w:b w:val="false"/>
+                <w:bCs w:val="false"/>
+                <w:sz w:val="17"/>
+                <w:szCs w:val="17"/>
+              </w:rPr>
+              <w:t xml:space="preserve">Does not have a rationale for what they would do to achieve the goal described by the competency in at least one scenario.</w:t>
+            </w:r>
+          </w:p>
+        </w:tc>
+        <w:tc>
+          <w:tcPr>
+            <w:tcW w:type="dxa" w:w="2800"/>
+          </w:tcPr>
+          <w:p>
+            <w:r>
+              <w:rPr>
+                <w:b w:val="false"/>
+                <w:bCs w:val="false"/>
+                <w:color w:val="5A6473"/>
+                <w:sz w:val="17"/>
+                <w:szCs w:val="17"/>
+              </w:rPr>
+              <w:t xml:space="preserve">Cannot say what they would try to find out about the issue, or how, and why.</w:t>
+            </w:r>
+          </w:p>
+        </w:tc>
+      </w:tr>
+      <w:tr>
+        <w:trPr>
+          <w:cantSplit/>
+          <w:trHeight w:val="900" w:hRule="atLeast"/>
+        </w:trPr>
+        <w:tc>
+          <w:tcPr>
+            <w:tcW w:type="dxa" w:w="300"/>
+          </w:tcPr>
+          <w:p>
+            <w:r>
+              <w:rPr>
+                <w:b w:val="false"/>
+                <w:bCs w:val="false"/>
+                <w:sz w:val="26"/>
+                <w:szCs w:val="26"/>
+              </w:rPr>
+              <w:t xml:space="preserve">☐</w:t>
+            </w:r>
+          </w:p>
+        </w:tc>
+        <w:tc>
+          <w:tcPr>
+            <w:tcW w:type="dxa" w:w="2500"/>
+          </w:tcPr>
+          <w:p>
+            <w:r>
+              <w:rPr>
+                <w:b/>
+                <w:bCs/>
+                <w:color w:val="1F3A5F"/>
+                <w:sz w:val="17"/>
+                <w:szCs w:val="17"/>
+              </w:rPr>
+              <w:t xml:space="preserve">Theorist  (no credit)</w:t>
+            </w:r>
+          </w:p>
+          <w:p>
+            <w:r>
+              <w:rPr>
+                <w:b w:val="false"/>
+                <w:bCs w:val="false"/>
+                <w:color w:val="1F3A5F"/>
+                <w:sz w:val="17"/>
+                <w:szCs w:val="17"/>
+              </w:rPr>
+              <w:t xml:space="preserve">GPA 2.0</w:t>
+            </w:r>
+          </w:p>
+        </w:tc>
+        <w:tc>
+          <w:tcPr>
+            <w:tcW w:type="dxa" w:w="5200"/>
+          </w:tcPr>
+          <w:p>
+            <w:r>
+              <w:rPr>
+                <w:b w:val="false"/>
+                <w:bCs w:val="false"/>
+                <w:sz w:val="17"/>
+                <w:szCs w:val="17"/>
+              </w:rPr>
+              <w:t xml:space="preserve">Has a rationale for what they would do to achieve the goal described by the competency in at least one scenario.</w:t>
+            </w:r>
+          </w:p>
+        </w:tc>
+        <w:tc>
+          <w:tcPr>
+            <w:tcW w:type="dxa" w:w="2800"/>
+          </w:tcPr>
+          <w:p>
+            <w:r>
+              <w:rPr>
+                <w:b w:val="false"/>
+                <w:bCs w:val="false"/>
+                <w:color w:val="5A6473"/>
+                <w:sz w:val="17"/>
+                <w:szCs w:val="17"/>
+              </w:rPr>
+              <w:t xml:space="preserve">Can say what they want to find out, who they would ask and what they would read, and why — but has not acted on it.</w:t>
+            </w:r>
+          </w:p>
+        </w:tc>
+      </w:tr>
+      <w:tr>
+        <w:trPr>
+          <w:cantSplit/>
+          <w:trHeight w:val="900" w:hRule="atLeast"/>
+        </w:trPr>
+        <w:tc>
+          <w:tcPr>
+            <w:tcW w:type="dxa" w:w="300"/>
+          </w:tcPr>
+          <w:p>
+            <w:r>
+              <w:rPr>
+                <w:b w:val="false"/>
+                <w:bCs w:val="false"/>
+                <w:sz w:val="26"/>
+                <w:szCs w:val="26"/>
+              </w:rPr>
+              <w:t xml:space="preserve">☐</w:t>
+            </w:r>
+          </w:p>
+        </w:tc>
+        <w:tc>
+          <w:tcPr>
+            <w:tcW w:type="dxa" w:w="2500"/>
+          </w:tcPr>
+          <w:p>
+            <w:r>
+              <w:rPr>
+                <w:b/>
+                <w:bCs/>
+                <w:color w:val="1F3A5F"/>
+                <w:sz w:val="17"/>
+                <w:szCs w:val="17"/>
+              </w:rPr>
+              <w:t xml:space="preserve">Practitioner</w:t>
+            </w:r>
+          </w:p>
+          <w:p>
+            <w:r>
+              <w:rPr>
+                <w:b w:val="false"/>
+                <w:bCs w:val="false"/>
+                <w:color w:val="1F3A5F"/>
+                <w:sz w:val="17"/>
+                <w:szCs w:val="17"/>
+              </w:rPr>
+              <w:t xml:space="preserve">GPA 3.0</w:t>
+            </w:r>
+          </w:p>
+        </w:tc>
+        <w:tc>
+          <w:tcPr>
+            <w:tcW w:type="dxa" w:w="5200"/>
+          </w:tcPr>
+          <w:p>
+            <w:r>
+              <w:rPr>
+                <w:b w:val="false"/>
+                <w:bCs w:val="false"/>
+                <w:sz w:val="17"/>
+                <w:szCs w:val="17"/>
+              </w:rPr>
+              <w:t xml:space="preserve">Has attempted to achieve the goal described by the competency in at least one scenario and has a clear rationale for their actions.</w:t>
+            </w:r>
+          </w:p>
+        </w:tc>
+        <w:tc>
+          <w:tcPr>
+            <w:tcW w:type="dxa" w:w="2800"/>
+          </w:tcPr>
+          <w:p>
+            <w:r>
+              <w:rPr>
+                <w:b w:val="false"/>
+                <w:bCs w:val="false"/>
+                <w:color w:val="5A6473"/>
+                <w:sz w:val="17"/>
+                <w:szCs w:val="17"/>
+              </w:rPr>
+              <w:t xml:space="preserve">Actually investigated — asked and looked, and used the source pack — with reasons for how they went about it, even if it has not yet become an insight.</w:t>
+            </w:r>
+          </w:p>
+        </w:tc>
+      </w:tr>
+      <w:tr>
+        <w:trPr>
+          <w:cantSplit/>
+          <w:trHeight w:val="900" w:hRule="atLeast"/>
+        </w:trPr>
+        <w:tc>
+          <w:tcPr>
+            <w:tcW w:type="dxa" w:w="300"/>
+          </w:tcPr>
+          <w:p>
+            <w:r>
+              <w:rPr>
+                <w:b w:val="false"/>
+                <w:bCs w:val="false"/>
+                <w:sz w:val="26"/>
+                <w:szCs w:val="26"/>
+              </w:rPr>
+              <w:t xml:space="preserve">☐</w:t>
+            </w:r>
+          </w:p>
+        </w:tc>
+        <w:tc>
+          <w:tcPr>
+            <w:tcW w:type="dxa" w:w="2500"/>
+          </w:tcPr>
+          <w:p>
+            <w:r>
+              <w:rPr>
+                <w:b/>
+                <w:bCs/>
+                <w:color w:val="1F3A5F"/>
+                <w:sz w:val="17"/>
+                <w:szCs w:val="17"/>
+              </w:rPr>
+              <w:t xml:space="preserve">Reflective Practitioner</w:t>
+            </w:r>
+          </w:p>
+          <w:p>
+            <w:r>
+              <w:rPr>
+                <w:b w:val="false"/>
+                <w:bCs w:val="false"/>
+                <w:color w:val="1F3A5F"/>
+                <w:sz w:val="17"/>
+                <w:szCs w:val="17"/>
+              </w:rPr>
+              <w:t xml:space="preserve">GPA 3.5</w:t>
+            </w:r>
+          </w:p>
+        </w:tc>
+        <w:tc>
+          <w:tcPr>
+            <w:tcW w:type="dxa" w:w="5200"/>
+          </w:tcPr>
+          <w:p>
+            <w:r>
+              <w:rPr>
+                <w:b w:val="false"/>
+                <w:bCs w:val="false"/>
+                <w:sz w:val="17"/>
+                <w:szCs w:val="17"/>
+              </w:rPr>
+              <w:t xml:space="preserve">Has achieved the goal described by the competency in at least one scenario and has a clear rationale for their actions. Has identified strengths, weaknesses and improvements they would make in their approach in at least one scenario, supporting their claims with evidence.</w:t>
+            </w:r>
+          </w:p>
+        </w:tc>
+        <w:tc>
+          <w:tcPr>
+            <w:tcW w:type="dxa" w:w="2800"/>
+          </w:tcPr>
+          <w:p>
+            <w:r>
+              <w:rPr>
+                <w:b w:val="false"/>
+                <w:bCs w:val="false"/>
+                <w:color w:val="5A6473"/>
+                <w:sz w:val="17"/>
+                <w:szCs w:val="17"/>
+              </w:rPr>
+              <w:t xml:space="preserve">The research reached an evidence-backed insight they can communicate, and they can say what worked in how they investigated, what did not, and what they would do differently, with evidence.</w:t>
+            </w:r>
+          </w:p>
+        </w:tc>
+      </w:tr>
+      <w:tr>
+        <w:trPr>
+          <w:cantSplit/>
+          <w:trHeight w:val="900" w:hRule="atLeast"/>
+        </w:trPr>
+        <w:tc>
+          <w:tcPr>
+            <w:tcW w:type="dxa" w:w="300"/>
+          </w:tcPr>
+          <w:p>
+            <w:r>
+              <w:rPr>
+                <w:b w:val="false"/>
+                <w:bCs w:val="false"/>
+                <w:sz w:val="26"/>
+                <w:szCs w:val="26"/>
+              </w:rPr>
+              <w:t xml:space="preserve">☐</w:t>
+            </w:r>
+          </w:p>
+        </w:tc>
+        <w:tc>
+          <w:tcPr>
+            <w:tcW w:type="dxa" w:w="2500"/>
+          </w:tcPr>
+          <w:p>
+            <w:r>
+              <w:rPr>
+                <w:b/>
+                <w:bCs/>
+                <w:color w:val="1F3A5F"/>
+                <w:sz w:val="17"/>
+                <w:szCs w:val="17"/>
+              </w:rPr>
+              <w:t xml:space="preserve">Expert Practitioner</w:t>
+            </w:r>
+          </w:p>
+          <w:p>
+            <w:r>
+              <w:rPr>
+                <w:b w:val="false"/>
+                <w:bCs w:val="false"/>
+                <w:color w:val="1F3A5F"/>
+                <w:sz w:val="17"/>
+                <w:szCs w:val="17"/>
+              </w:rPr>
+              <w:t xml:space="preserve">GPA 4.0</w:t>
+            </w:r>
+          </w:p>
+        </w:tc>
+        <w:tc>
+          <w:tcPr>
+            <w:tcW w:type="dxa" w:w="5200"/>
+          </w:tcPr>
+          <w:p>
+            <w:r>
+              <w:rPr>
+                <w:b w:val="false"/>
+                <w:bCs w:val="false"/>
+                <w:sz w:val="17"/>
+                <w:szCs w:val="17"/>
+              </w:rPr>
+              <w:t xml:space="preserve">Has achieved the goal described by the competency in two or more scenarios and has a clear rationale for their actions. Has identified strengths, weaknesses and improvements across two or more scenarios, supported with evidence, and has implemented improvements demonstrating growth over time.</w:t>
+            </w:r>
+          </w:p>
+        </w:tc>
+        <w:tc>
+          <w:tcPr>
+            <w:tcW w:type="dxa" w:w="2800"/>
+          </w:tcPr>
+          <w:p>
+            <w:r>
+              <w:rPr>
+                <w:b w:val="false"/>
+                <w:bCs w:val="false"/>
+                <w:color w:val="5A6473"/>
+                <w:sz w:val="17"/>
+                <w:szCs w:val="17"/>
+              </w:rPr>
+              <w:t xml:space="preserve">A second, distinct investigation in which they carried through an improvement identified in the first.</w:t>
+            </w:r>
+          </w:p>
+        </w:tc>
+      </w:tr>
+    </w:tbl>
+    <w:p>
+      <w:pPr>
+        <w:spacing w:after="40" w:before="160"/>
       </w:pPr>
       <w:r>
         <w:rPr>
@@ -216,7 +1212,7 @@
           <w:sz w:val="18"/>
           <w:szCs w:val="18"/>
         </w:rPr>
-        <w:t xml:space="preserve">Evidence and developmental notes (question &amp; plan · evidence log &amp; how they weighed sources · findings → insight · output &amp; answering questions):</w:t>
+        <w:t xml:space="preserve">Evidence for the judgement (question &amp; plan · evidence log &amp; how they weighed sources · findings → insight · output &amp; answering questions):</w:t>
       </w:r>
     </w:p>
     <w:tbl>
@@ -236,7 +1232,7 @@
       </w:tblGrid>
       <w:tr>
         <w:trPr>
-          <w:trHeight w:val="2600" w:hRule="atLeast"/>
+          <w:trHeight w:val="2200" w:hRule="atLeast"/>
         </w:trPr>
         <w:tc>
           <w:tcPr>
@@ -250,19 +1246,6 @@
         </w:tc>
       </w:tr>
     </w:tbl>
-    <w:p>
-      <w:pPr>
-        <w:spacing w:after="120" w:before="200"/>
-      </w:pPr>
-      <w:r>
-        <w:rPr>
-          <w:color w:val="5A6473"/>
-          <w:sz w:val="18"/>
-          <w:szCs w:val="18"/>
-        </w:rPr>
-        <w:t xml:space="preserve">The four bands (full descriptors in the facilitator guide): Emerging — takes part with support; Developing — carries out parts of the cycle with less support; Proficient — runs the whole cycle for the shared question with growing independence and reaches an evidence-backed insight; Extending — does that and notices where evidence is thin or disagrees, asks a sharper question of their own, and helps others weigh evidence.</w:t>
-      </w:r>
-    </w:p>
     <w:p>
       <w:pPr>
         <w:spacing w:after="120" w:before="80"/>
@@ -275,7 +1258,20 @@
           <w:sz w:val="18"/>
           <w:szCs w:val="18"/>
         </w:rPr>
-        <w:t xml:space="preserve">Align to Amala’s official proficiency scale before certification.</w:t>
+        <w:t xml:space="preserve">This is the judgement that counts towards the certificated competency and the readiness decision.</w:t>
+      </w:r>
+    </w:p>
+    <w:p>
+      <w:pPr>
+        <w:spacing w:after="120" w:before="200"/>
+      </w:pPr>
+      <w:r>
+        <w:rPr>
+          <w:color w:val="5A6473"/>
+          <w:sz w:val="16"/>
+          <w:szCs w:val="16"/>
+        </w:rPr>
+        <w:t xml:space="preserve">Levels, GPA values and generic descriptors are Amala’s official Competency Framework and Proficiency Scale (cohorts starting 2025).</w:t>
       </w:r>
     </w:p>
     <w:sectPr>

--- a/public/downloads/research-project-assessment-rubric.docx
+++ b/public/downloads/research-project-assessment-rubric.docx
@@ -1275,6 +1275,7 @@
       </w:r>
     </w:p>
     <w:sectPr>
+      <w:footerReference w:type="default" r:id="rId7"/>
       <w:pgSz w:w="12240" w:h="15840" w:orient="portrait"/>
       <w:pgMar w:top="1440" w:right="1440" w:bottom="1440" w:left="1440" w:header="708" w:footer="708" w:gutter="0"/>
       <w:pgNumType/>
@@ -1323,6 +1324,35 @@
     </w:p>
   </w:endnote>
 </w:endnotes>
+</file>
+
+<file path=word/footer1.xml><?xml version="1.0" encoding="utf-8"?>
+<w:ftr xmlns:wpc="http://schemas.microsoft.com/office/word/2010/wordprocessingCanvas" xmlns:mc="http://schemas.openxmlformats.org/markup-compatibility/2006" xmlns:o="urn:schemas-microsoft-com:office:office" xmlns:r="http://schemas.openxmlformats.org/officeDocument/2006/relationships" xmlns:m="http://schemas.openxmlformats.org/officeDocument/2006/math" xmlns:v="urn:schemas-microsoft-com:vml" xmlns:wp14="http://schemas.microsoft.com/office/word/2010/wordprocessingDrawing" xmlns:wp="http://schemas.openxmlformats.org/drawingml/2006/wordprocessingDrawing" xmlns:w10="urn:schemas-microsoft-com:office:word" xmlns:w="http://schemas.openxmlformats.org/wordprocessingml/2006/main" xmlns:w14="http://schemas.microsoft.com/office/word/2010/wordml" xmlns:w15="http://schemas.microsoft.com/office/word/2012/wordml" xmlns:wpg="http://schemas.microsoft.com/office/word/2010/wordprocessingGroup" xmlns:wpi="http://schemas.microsoft.com/office/word/2010/wordprocessingInk" xmlns:wne="http://schemas.microsoft.com/office/word/2006/wordml" xmlns:wps="http://schemas.microsoft.com/office/word/2010/wordprocessingShape">
+  <w:p>
+    <w:pPr>
+      <w:jc w:val="right"/>
+    </w:pPr>
+    <w:r>
+      <w:rPr>
+        <w:color w:val="5A6473"/>
+        <w:sz w:val="16"/>
+        <w:szCs w:val="16"/>
+      </w:rPr>
+      <w:t xml:space="preserve">Research Project  ·  Learning Bridge+ (Cox's Bazar)    </w:t>
+    </w:r>
+    <w:r>
+      <w:rPr>
+        <w:color w:val="5A6473"/>
+        <w:sz w:val="16"/>
+        <w:szCs w:val="16"/>
+      </w:rPr>
+      <w:fldChar w:fldCharType="begin"/>
+      <w:instrText xml:space="preserve">PAGE</w:instrText>
+      <w:fldChar w:fldCharType="separate"/>
+      <w:fldChar w:fldCharType="end"/>
+    </w:r>
+  </w:p>
+</w:ftr>
 </file>
 
 <file path=word/footnotes.xml><?xml version="1.0" encoding="utf-8"?>

--- a/public/downloads/research-project-assessment-rubric.docx
+++ b/public/downloads/research-project-assessment-rubric.docx
@@ -19,7 +19,7 @@
     </w:p>
     <w:p>
       <w:pPr>
-        <w:spacing w:after="40" w:before="0"/>
+        <w:spacing w:after="40" w:before="0" w:line="300"/>
       </w:pPr>
       <w:r>
         <w:rPr>
@@ -34,7 +34,7 @@
     </w:p>
     <w:p>
       <w:pPr>
-        <w:spacing w:after="160" w:before="0"/>
+        <w:spacing w:after="160" w:before="0" w:line="300"/>
       </w:pPr>
       <w:r>
         <w:rPr>
@@ -47,7 +47,7 @@
     </w:p>
     <w:p>
       <w:pPr>
-        <w:spacing w:after="120" w:before="0"/>
+        <w:spacing w:after="120" w:before="0" w:line="300"/>
       </w:pPr>
       <w:r>
         <w:rPr>
@@ -59,7 +59,7 @@
     </w:p>
     <w:p>
       <w:pPr>
-        <w:spacing w:after="160" w:before="0"/>
+        <w:spacing w:after="160" w:before="0" w:line="300"/>
       </w:pPr>
       <w:r>
         <w:rPr>
@@ -72,7 +72,7 @@
     </w:p>
     <w:p>
       <w:pPr>
-        <w:spacing w:after="200" w:before="0"/>
+        <w:spacing w:after="200" w:before="0" w:line="300"/>
       </w:pPr>
       <w:r>
         <w:rPr>
@@ -85,15 +85,16 @@
     <w:p>
       <w:pPr>
         <w:pStyle w:val="Heading2"/>
-        <w:spacing w:after="80" w:before="200"/>
+        <w:keepNext/>
+        <w:spacing w:after="100" w:before="280"/>
       </w:pPr>
       <w:r>
         <w:rPr>
           <w:b/>
           <w:bCs/>
           <w:color w:val="7A3B69"/>
-          <w:sz w:val="26"/>
-          <w:szCs w:val="26"/>
+          <w:sz w:val="28"/>
+          <w:szCs w:val="28"/>
         </w:rPr>
         <w:t xml:space="preserve">Midway (formative) — around the end of "Plan and conduct research"</w:t>
       </w:r>
@@ -612,7 +613,7 @@
     </w:tbl>
     <w:p>
       <w:pPr>
-        <w:spacing w:after="40" w:before="160"/>
+        <w:spacing w:after="40" w:before="160" w:line="300"/>
       </w:pPr>
       <w:r>
         <w:rPr>
@@ -627,16 +628,16 @@
       <w:tblPr>
         <w:tblW w:type="pct" w:w="100%"/>
         <w:tblBorders>
-          <w:top w:val="single" w:color="auto" w:sz="4"/>
-          <w:left w:val="single" w:color="auto" w:sz="4"/>
-          <w:bottom w:val="single" w:color="auto" w:sz="4"/>
-          <w:right w:val="single" w:color="auto" w:sz="4"/>
-          <w:insideH w:val="single" w:color="auto" w:sz="4"/>
-          <w:insideV w:val="single" w:color="auto" w:sz="4"/>
+          <w:top w:val="single" w:color="B9B3A6" w:sz="2"/>
+          <w:left w:val="single" w:color="B9B3A6" w:sz="2"/>
+          <w:bottom w:val="single" w:color="B9B3A6" w:sz="2"/>
+          <w:right w:val="single" w:color="B9B3A6" w:sz="2"/>
+          <w:insideH w:val="single" w:color="B9B3A6" w:sz="2"/>
+          <w:insideV w:val="single" w:color="B9B3A6" w:sz="2"/>
         </w:tblBorders>
       </w:tblPr>
       <w:tblGrid>
-        <w:gridCol w:w="10800"/>
+        <w:gridCol w:w="9070"/>
       </w:tblGrid>
       <w:tr>
         <w:trPr>
@@ -644,7 +645,13 @@
         </w:trPr>
         <w:tc>
           <w:tcPr>
-            <w:tcW w:type="dxa" w:w="10800"/>
+            <w:tcW w:type="dxa" w:w="9070"/>
+            <w:tcMar>
+              <w:top w:type="dxa" w:w="80"/>
+              <w:left w:type="dxa" w:w="140"/>
+              <w:bottom w:type="dxa" w:w="80"/>
+              <w:right w:type="dxa" w:w="140"/>
+            </w:tcMar>
           </w:tcPr>
           <w:p>
             <w:r>
@@ -656,12 +663,12 @@
     </w:tbl>
     <w:p>
       <w:pPr>
-        <w:spacing w:after="120" w:before="80"/>
+        <w:spacing w:after="140" w:before="80" w:line="300"/>
       </w:pPr>
       <w:r>
         <w:rPr>
-          <w:i/>
-          <w:iCs/>
+          <w:b/>
+          <w:bCs/>
           <w:color w:val="5A6473"/>
           <w:sz w:val="18"/>
           <w:szCs w:val="18"/>
@@ -677,15 +684,16 @@
     <w:p>
       <w:pPr>
         <w:pStyle w:val="Heading2"/>
-        <w:spacing w:after="80" w:before="200"/>
+        <w:keepNext/>
+        <w:spacing w:after="100" w:before="280"/>
       </w:pPr>
       <w:r>
         <w:rPr>
           <w:b/>
           <w:bCs/>
           <w:color w:val="7A3B69"/>
-          <w:sz w:val="26"/>
-          <w:szCs w:val="26"/>
+          <w:sz w:val="28"/>
+          <w:szCs w:val="28"/>
         </w:rPr>
         <w:t xml:space="preserve">End (summative) — at the showcase</w:t>
       </w:r>
@@ -1204,7 +1212,7 @@
     </w:tbl>
     <w:p>
       <w:pPr>
-        <w:spacing w:after="40" w:before="160"/>
+        <w:spacing w:after="40" w:before="160" w:line="300"/>
       </w:pPr>
       <w:r>
         <w:rPr>
@@ -1219,16 +1227,16 @@
       <w:tblPr>
         <w:tblW w:type="pct" w:w="100%"/>
         <w:tblBorders>
-          <w:top w:val="single" w:color="auto" w:sz="4"/>
-          <w:left w:val="single" w:color="auto" w:sz="4"/>
-          <w:bottom w:val="single" w:color="auto" w:sz="4"/>
-          <w:right w:val="single" w:color="auto" w:sz="4"/>
-          <w:insideH w:val="single" w:color="auto" w:sz="4"/>
-          <w:insideV w:val="single" w:color="auto" w:sz="4"/>
+          <w:top w:val="single" w:color="B9B3A6" w:sz="2"/>
+          <w:left w:val="single" w:color="B9B3A6" w:sz="2"/>
+          <w:bottom w:val="single" w:color="B9B3A6" w:sz="2"/>
+          <w:right w:val="single" w:color="B9B3A6" w:sz="2"/>
+          <w:insideH w:val="single" w:color="B9B3A6" w:sz="2"/>
+          <w:insideV w:val="single" w:color="B9B3A6" w:sz="2"/>
         </w:tblBorders>
       </w:tblPr>
       <w:tblGrid>
-        <w:gridCol w:w="10800"/>
+        <w:gridCol w:w="9070"/>
       </w:tblGrid>
       <w:tr>
         <w:trPr>
@@ -1236,7 +1244,13 @@
         </w:trPr>
         <w:tc>
           <w:tcPr>
-            <w:tcW w:type="dxa" w:w="10800"/>
+            <w:tcW w:type="dxa" w:w="9070"/>
+            <w:tcMar>
+              <w:top w:type="dxa" w:w="80"/>
+              <w:left w:type="dxa" w:w="140"/>
+              <w:bottom w:type="dxa" w:w="80"/>
+              <w:right w:type="dxa" w:w="140"/>
+            </w:tcMar>
           </w:tcPr>
           <w:p>
             <w:r>
@@ -1248,12 +1262,12 @@
     </w:tbl>
     <w:p>
       <w:pPr>
-        <w:spacing w:after="120" w:before="80"/>
+        <w:spacing w:after="140" w:before="80" w:line="300"/>
       </w:pPr>
       <w:r>
         <w:rPr>
-          <w:i/>
-          <w:iCs/>
+          <w:b/>
+          <w:bCs/>
           <w:color w:val="5A6473"/>
           <w:sz w:val="18"/>
           <w:szCs w:val="18"/>
@@ -1263,7 +1277,7 @@
     </w:p>
     <w:p>
       <w:pPr>
-        <w:spacing w:after="120" w:before="200"/>
+        <w:spacing w:after="140" w:before="200" w:line="300"/>
       </w:pPr>
       <w:r>
         <w:rPr>
@@ -1276,8 +1290,8 @@
     </w:p>
     <w:sectPr>
       <w:footerReference w:type="default" r:id="rId7"/>
-      <w:pgSz w:w="12240" w:h="15840" w:orient="portrait"/>
-      <w:pgMar w:top="1440" w:right="1440" w:bottom="1440" w:left="1440" w:header="708" w:footer="708" w:gutter="0"/>
+      <w:pgSz w:w="11906" w:h="16838" w:orient="portrait"/>
+      <w:pgMar w:top="1134" w:right="1418" w:bottom="1021" w:left="1418" w:header="624" w:footer="510" w:gutter="0"/>
       <w:pgNumType/>
       <w:docGrid w:linePitch="360"/>
     </w:sectPr>
@@ -1330,21 +1344,40 @@
 <w:ftr xmlns:wpc="http://schemas.microsoft.com/office/word/2010/wordprocessingCanvas" xmlns:mc="http://schemas.openxmlformats.org/markup-compatibility/2006" xmlns:o="urn:schemas-microsoft-com:office:office" xmlns:r="http://schemas.openxmlformats.org/officeDocument/2006/relationships" xmlns:m="http://schemas.openxmlformats.org/officeDocument/2006/math" xmlns:v="urn:schemas-microsoft-com:vml" xmlns:wp14="http://schemas.microsoft.com/office/word/2010/wordprocessingDrawing" xmlns:wp="http://schemas.openxmlformats.org/drawingml/2006/wordprocessingDrawing" xmlns:w10="urn:schemas-microsoft-com:office:word" xmlns:w="http://schemas.openxmlformats.org/wordprocessingml/2006/main" xmlns:w14="http://schemas.microsoft.com/office/word/2010/wordml" xmlns:w15="http://schemas.microsoft.com/office/word/2012/wordml" xmlns:wpg="http://schemas.microsoft.com/office/word/2010/wordprocessingGroup" xmlns:wpi="http://schemas.microsoft.com/office/word/2010/wordprocessingInk" xmlns:wne="http://schemas.microsoft.com/office/word/2006/wordml" xmlns:wps="http://schemas.microsoft.com/office/word/2010/wordprocessingShape">
   <w:p>
     <w:pPr>
-      <w:jc w:val="right"/>
+      <w:pBdr>
+        <w:top w:val="single" w:color="B9B3A6" w:sz="4"/>
+      </w:pBdr>
+      <w:tabs>
+        <w:tab w:val="right" w:pos="9070"/>
+      </w:tabs>
+      <w:spacing w:before="60"/>
     </w:pPr>
     <w:r>
       <w:rPr>
         <w:color w:val="5A6473"/>
-        <w:sz w:val="16"/>
-        <w:szCs w:val="16"/>
+        <w:sz w:val="15"/>
+        <w:szCs w:val="15"/>
       </w:rPr>
-      <w:t xml:space="preserve">Research Project  ·  Learning Bridge+ (Cox's Bazar)    </w:t>
+      <w:t xml:space="preserve">Research Project  ·  Learning Bridge+ (Cox's Bazar)</w:t>
+    </w:r>
+    <w:r>
+      <w:t xml:space="preserve">	</w:t>
     </w:r>
     <w:r>
       <w:rPr>
         <w:color w:val="5A6473"/>
-        <w:sz w:val="16"/>
-        <w:szCs w:val="16"/>
+        <w:sz w:val="15"/>
+        <w:szCs w:val="15"/>
+      </w:rPr>
+      <w:t xml:space="preserve">page </w:t>
+    </w:r>
+    <w:r>
+      <w:rPr>
+        <w:b/>
+        <w:bCs/>
+        <w:color w:val="5A6473"/>
+        <w:sz w:val="15"/>
+        <w:szCs w:val="15"/>
       </w:rPr>
       <w:fldChar w:fldCharType="begin"/>
       <w:instrText xml:space="preserve">PAGE</w:instrText>
@@ -1475,6 +1508,66 @@
       <w:lvlJc w:val="left"/>
       <w:pPr>
         <w:ind w:left="6480" w:hanging="360"/>
+      </w:pPr>
+    </w:lvl>
+  </w:abstractNum>
+  <w:abstractNum w:abstractNumId="2" w15:restartNumberingAfterBreak="0">
+    <w:multiLevelType w:val="hybridMultilevel"/>
+    <w:lvl w:ilvl="0" w15:tentative="1">
+      <w:start w:val="1"/>
+      <w:numFmt w:val="decimal"/>
+      <w:lvlText w:val="%1."/>
+      <w:lvlJc w:val="start"/>
+      <w:pPr>
+        <w:ind w:left="460" w:hanging="260"/>
+      </w:pPr>
+    </w:lvl>
+  </w:abstractNum>
+  <w:abstractNum w:abstractNumId="3" w15:restartNumberingAfterBreak="0">
+    <w:multiLevelType w:val="hybridMultilevel"/>
+    <w:lvl w:ilvl="0" w15:tentative="1">
+      <w:start w:val="1"/>
+      <w:numFmt w:val="decimal"/>
+      <w:lvlText w:val="%1."/>
+      <w:lvlJc w:val="start"/>
+      <w:pPr>
+        <w:ind w:left="460" w:hanging="260"/>
+      </w:pPr>
+    </w:lvl>
+  </w:abstractNum>
+  <w:abstractNum w:abstractNumId="4" w15:restartNumberingAfterBreak="0">
+    <w:multiLevelType w:val="hybridMultilevel"/>
+    <w:lvl w:ilvl="0" w15:tentative="1">
+      <w:start w:val="1"/>
+      <w:numFmt w:val="decimal"/>
+      <w:lvlText w:val="%1."/>
+      <w:lvlJc w:val="start"/>
+      <w:pPr>
+        <w:ind w:left="460" w:hanging="260"/>
+      </w:pPr>
+    </w:lvl>
+  </w:abstractNum>
+  <w:abstractNum w:abstractNumId="5" w15:restartNumberingAfterBreak="0">
+    <w:multiLevelType w:val="hybridMultilevel"/>
+    <w:lvl w:ilvl="0" w15:tentative="1">
+      <w:start w:val="1"/>
+      <w:numFmt w:val="decimal"/>
+      <w:lvlText w:val="%1."/>
+      <w:lvlJc w:val="start"/>
+      <w:pPr>
+        <w:ind w:left="460" w:hanging="260"/>
+      </w:pPr>
+    </w:lvl>
+  </w:abstractNum>
+  <w:abstractNum w:abstractNumId="6" w15:restartNumberingAfterBreak="0">
+    <w:multiLevelType w:val="hybridMultilevel"/>
+    <w:lvl w:ilvl="0" w15:tentative="1">
+      <w:start w:val="1"/>
+      <w:numFmt w:val="decimal"/>
+      <w:lvlText w:val="%1."/>
+      <w:lvlJc w:val="start"/>
+      <w:pPr>
+        <w:ind w:left="460" w:hanging="260"/>
       </w:pPr>
     </w:lvl>
   </w:abstractNum>
@@ -1497,7 +1590,11 @@
         <w:szCs w:val="22"/>
       </w:rPr>
     </w:rPrDefault>
-    <w:pPrDefault/>
+    <w:pPrDefault>
+      <w:pPr>
+        <w:spacing w:line="300"/>
+      </w:pPr>
+    </w:pPrDefault>
   </w:docDefaults>
   <w:style w:type="paragraph" w:styleId="Title">
     <w:name w:val="Title"/>

--- a/public/downloads/research-project-assessment-rubric.docx
+++ b/public/downloads/research-project-assessment-rubric.docx
@@ -628,12 +628,12 @@
       <w:tblPr>
         <w:tblW w:type="pct" w:w="100%"/>
         <w:tblBorders>
-          <w:top w:val="single" w:color="B9B3A6" w:sz="2"/>
-          <w:left w:val="single" w:color="B9B3A6" w:sz="2"/>
-          <w:bottom w:val="single" w:color="B9B3A6" w:sz="2"/>
-          <w:right w:val="single" w:color="B9B3A6" w:sz="2"/>
-          <w:insideH w:val="single" w:color="B9B3A6" w:sz="2"/>
-          <w:insideV w:val="single" w:color="B9B3A6" w:sz="2"/>
+          <w:top w:val="single" w:color="B9B3A6" w:sz="6"/>
+          <w:left w:val="single" w:color="B9B3A6" w:sz="6"/>
+          <w:bottom w:val="single" w:color="B9B3A6" w:sz="6"/>
+          <w:right w:val="single" w:color="B9B3A6" w:sz="6"/>
+          <w:insideH w:val="single" w:color="E2DED3" w:sz="1"/>
+          <w:insideV w:val="none"/>
         </w:tblBorders>
       </w:tblPr>
       <w:tblGrid>
@@ -641,22 +641,106 @@
       </w:tblGrid>
       <w:tr>
         <w:trPr>
-          <w:trHeight w:val="2200" w:hRule="atLeast"/>
+          <w:trHeight w:val="460" w:hRule="atLeast"/>
         </w:trPr>
         <w:tc>
           <w:tcPr>
             <w:tcW w:type="dxa" w:w="9070"/>
             <w:tcMar>
-              <w:top w:type="dxa" w:w="80"/>
+              <w:top w:type="dxa" w:w="40"/>
               <w:left w:type="dxa" w:w="140"/>
-              <w:bottom w:type="dxa" w:w="80"/>
+              <w:bottom w:type="dxa" w:w="40"/>
               <w:right w:type="dxa" w:w="140"/>
             </w:tcMar>
           </w:tcPr>
           <w:p>
-            <w:r>
-              <w:t xml:space="preserve"/>
-            </w:r>
+            <w:pPr>
+              <w:spacing w:after="0"/>
+            </w:pPr>
+          </w:p>
+        </w:tc>
+      </w:tr>
+      <w:tr>
+        <w:trPr>
+          <w:trHeight w:val="460" w:hRule="atLeast"/>
+        </w:trPr>
+        <w:tc>
+          <w:tcPr>
+            <w:tcW w:type="dxa" w:w="9070"/>
+            <w:tcMar>
+              <w:top w:type="dxa" w:w="40"/>
+              <w:left w:type="dxa" w:w="140"/>
+              <w:bottom w:type="dxa" w:w="40"/>
+              <w:right w:type="dxa" w:w="140"/>
+            </w:tcMar>
+          </w:tcPr>
+          <w:p>
+            <w:pPr>
+              <w:spacing w:after="0"/>
+            </w:pPr>
+          </w:p>
+        </w:tc>
+      </w:tr>
+      <w:tr>
+        <w:trPr>
+          <w:trHeight w:val="460" w:hRule="atLeast"/>
+        </w:trPr>
+        <w:tc>
+          <w:tcPr>
+            <w:tcW w:type="dxa" w:w="9070"/>
+            <w:tcMar>
+              <w:top w:type="dxa" w:w="40"/>
+              <w:left w:type="dxa" w:w="140"/>
+              <w:bottom w:type="dxa" w:w="40"/>
+              <w:right w:type="dxa" w:w="140"/>
+            </w:tcMar>
+          </w:tcPr>
+          <w:p>
+            <w:pPr>
+              <w:spacing w:after="0"/>
+            </w:pPr>
+          </w:p>
+        </w:tc>
+      </w:tr>
+      <w:tr>
+        <w:trPr>
+          <w:trHeight w:val="460" w:hRule="atLeast"/>
+        </w:trPr>
+        <w:tc>
+          <w:tcPr>
+            <w:tcW w:type="dxa" w:w="9070"/>
+            <w:tcMar>
+              <w:top w:type="dxa" w:w="40"/>
+              <w:left w:type="dxa" w:w="140"/>
+              <w:bottom w:type="dxa" w:w="40"/>
+              <w:right w:type="dxa" w:w="140"/>
+            </w:tcMar>
+          </w:tcPr>
+          <w:p>
+            <w:pPr>
+              <w:spacing w:after="0"/>
+            </w:pPr>
+          </w:p>
+        </w:tc>
+      </w:tr>
+      <w:tr>
+        <w:trPr>
+          <w:trHeight w:val="460" w:hRule="atLeast"/>
+        </w:trPr>
+        <w:tc>
+          <w:tcPr>
+            <w:tcW w:type="dxa" w:w="9070"/>
+            <w:tcMar>
+              <w:top w:type="dxa" w:w="40"/>
+              <w:left w:type="dxa" w:w="140"/>
+              <w:bottom w:type="dxa" w:w="40"/>
+              <w:right w:type="dxa" w:w="140"/>
+            </w:tcMar>
+          </w:tcPr>
+          <w:p>
+            <w:pPr>
+              <w:spacing w:after="0"/>
+            </w:pPr>
           </w:p>
         </w:tc>
       </w:tr>
@@ -1227,12 +1311,12 @@
       <w:tblPr>
         <w:tblW w:type="pct" w:w="100%"/>
         <w:tblBorders>
-          <w:top w:val="single" w:color="B9B3A6" w:sz="2"/>
-          <w:left w:val="single" w:color="B9B3A6" w:sz="2"/>
-          <w:bottom w:val="single" w:color="B9B3A6" w:sz="2"/>
-          <w:right w:val="single" w:color="B9B3A6" w:sz="2"/>
-          <w:insideH w:val="single" w:color="B9B3A6" w:sz="2"/>
-          <w:insideV w:val="single" w:color="B9B3A6" w:sz="2"/>
+          <w:top w:val="single" w:color="B9B3A6" w:sz="6"/>
+          <w:left w:val="single" w:color="B9B3A6" w:sz="6"/>
+          <w:bottom w:val="single" w:color="B9B3A6" w:sz="6"/>
+          <w:right w:val="single" w:color="B9B3A6" w:sz="6"/>
+          <w:insideH w:val="single" w:color="E2DED3" w:sz="1"/>
+          <w:insideV w:val="none"/>
         </w:tblBorders>
       </w:tblPr>
       <w:tblGrid>
@@ -1240,22 +1324,106 @@
       </w:tblGrid>
       <w:tr>
         <w:trPr>
-          <w:trHeight w:val="2200" w:hRule="atLeast"/>
+          <w:trHeight w:val="460" w:hRule="atLeast"/>
         </w:trPr>
         <w:tc>
           <w:tcPr>
             <w:tcW w:type="dxa" w:w="9070"/>
             <w:tcMar>
-              <w:top w:type="dxa" w:w="80"/>
+              <w:top w:type="dxa" w:w="40"/>
               <w:left w:type="dxa" w:w="140"/>
-              <w:bottom w:type="dxa" w:w="80"/>
+              <w:bottom w:type="dxa" w:w="40"/>
               <w:right w:type="dxa" w:w="140"/>
             </w:tcMar>
           </w:tcPr>
           <w:p>
-            <w:r>
-              <w:t xml:space="preserve"/>
-            </w:r>
+            <w:pPr>
+              <w:spacing w:after="0"/>
+            </w:pPr>
+          </w:p>
+        </w:tc>
+      </w:tr>
+      <w:tr>
+        <w:trPr>
+          <w:trHeight w:val="460" w:hRule="atLeast"/>
+        </w:trPr>
+        <w:tc>
+          <w:tcPr>
+            <w:tcW w:type="dxa" w:w="9070"/>
+            <w:tcMar>
+              <w:top w:type="dxa" w:w="40"/>
+              <w:left w:type="dxa" w:w="140"/>
+              <w:bottom w:type="dxa" w:w="40"/>
+              <w:right w:type="dxa" w:w="140"/>
+            </w:tcMar>
+          </w:tcPr>
+          <w:p>
+            <w:pPr>
+              <w:spacing w:after="0"/>
+            </w:pPr>
+          </w:p>
+        </w:tc>
+      </w:tr>
+      <w:tr>
+        <w:trPr>
+          <w:trHeight w:val="460" w:hRule="atLeast"/>
+        </w:trPr>
+        <w:tc>
+          <w:tcPr>
+            <w:tcW w:type="dxa" w:w="9070"/>
+            <w:tcMar>
+              <w:top w:type="dxa" w:w="40"/>
+              <w:left w:type="dxa" w:w="140"/>
+              <w:bottom w:type="dxa" w:w="40"/>
+              <w:right w:type="dxa" w:w="140"/>
+            </w:tcMar>
+          </w:tcPr>
+          <w:p>
+            <w:pPr>
+              <w:spacing w:after="0"/>
+            </w:pPr>
+          </w:p>
+        </w:tc>
+      </w:tr>
+      <w:tr>
+        <w:trPr>
+          <w:trHeight w:val="460" w:hRule="atLeast"/>
+        </w:trPr>
+        <w:tc>
+          <w:tcPr>
+            <w:tcW w:type="dxa" w:w="9070"/>
+            <w:tcMar>
+              <w:top w:type="dxa" w:w="40"/>
+              <w:left w:type="dxa" w:w="140"/>
+              <w:bottom w:type="dxa" w:w="40"/>
+              <w:right w:type="dxa" w:w="140"/>
+            </w:tcMar>
+          </w:tcPr>
+          <w:p>
+            <w:pPr>
+              <w:spacing w:after="0"/>
+            </w:pPr>
+          </w:p>
+        </w:tc>
+      </w:tr>
+      <w:tr>
+        <w:trPr>
+          <w:trHeight w:val="460" w:hRule="atLeast"/>
+        </w:trPr>
+        <w:tc>
+          <w:tcPr>
+            <w:tcW w:type="dxa" w:w="9070"/>
+            <w:tcMar>
+              <w:top w:type="dxa" w:w="40"/>
+              <w:left w:type="dxa" w:w="140"/>
+              <w:bottom w:type="dxa" w:w="40"/>
+              <w:right w:type="dxa" w:w="140"/>
+            </w:tcMar>
+          </w:tcPr>
+          <w:p>
+            <w:pPr>
+              <w:spacing w:after="0"/>
+            </w:pPr>
           </w:p>
         </w:tc>
       </w:tr>

--- a/public/downloads/research-project-assessment-rubric.docx
+++ b/public/downloads/research-project-assessment-rubric.docx
@@ -29,7 +29,7 @@
           <w:sz w:val="24"/>
           <w:szCs w:val="24"/>
         </w:rPr>
-        <w:t xml:space="preserve">Assessment record — Investigate real-world issues (FSI1)</w:t>
+        <w:t xml:space="preserve">Assessment record, Investigate real-world issues (FSI1)</w:t>
       </w:r>
     </w:p>
     <w:p>
@@ -42,7 +42,7 @@
           <w:sz w:val="20"/>
           <w:szCs w:val="20"/>
         </w:rPr>
-        <w:t xml:space="preserve">Learning Bridge+ (Cox's Bazar)  ·  Facilitator — make one copy per learner</w:t>
+        <w:t xml:space="preserve">Learning Bridge+ (Cox's Bazar)  ·  Facilitator, make one copy per learner</w:t>
       </w:r>
     </w:p>
     <w:p>
@@ -54,7 +54,7 @@
           <w:sz w:val="22"/>
           <w:szCs w:val="22"/>
         </w:rPr>
-        <w:t xml:space="preserve">Judge each learner by your professional judgement against Amala’s proficiency scale, from evidence gathered across the whole research book — not from the final output alone. Full guidance is in the facilitator guide ("Assessing the investigation"). Tick the level and write one or two lines of evidence for why.</w:t>
+        <w:t xml:space="preserve">Judge each learner by your professional judgement against Amala’s proficiency scale, from evidence gathered across the whole research book, not from the final output alone. Full guidance is in the facilitator guide ("Assessing the investigation"). Tick the level and write one or two lines of evidence for why.</w:t>
       </w:r>
     </w:p>
     <w:p>
@@ -67,7 +67,7 @@
           <w:sz w:val="20"/>
           <w:szCs w:val="20"/>
         </w:rPr>
-        <w:t xml:space="preserve">The scale is generic: one ladder, read against the goal FSI1 names — the learner can conduct primary and secondary research into challenges affecting people and the planet to develop actionable insights. Credit begins at Practitioner, which is also the readiness bar for the accredited secondary pathway. Expert needs two or more genuinely different scenarios, so it rarely comes from this component alone.</w:t>
+        <w:t xml:space="preserve">The scale is generic: one ladder, read against the goal FSI1 names, the learner can conduct primary and secondary research into challenges affecting people and the planet to develop actionable insights. Credit begins at Practitioner, which is also the readiness bar for the accredited secondary pathway. Expert needs two or more genuinely different scenarios, so it rarely comes from this component alone.</w:t>
       </w:r>
     </w:p>
     <w:p>
@@ -96,7 +96,7 @@
           <w:sz w:val="28"/>
           <w:szCs w:val="28"/>
         </w:rPr>
-        <w:t xml:space="preserve">Midway (formative) — around the end of "Plan and conduct research"</w:t>
+        <w:t xml:space="preserve">Midway (formative), around the end of "Plan and conduct research"</w:t>
       </w:r>
     </w:p>
     <w:tbl>
@@ -353,7 +353,7 @@
                 <w:sz w:val="17"/>
                 <w:szCs w:val="17"/>
               </w:rPr>
-              <w:t xml:space="preserve">Can say what they want to find out, who they would ask and what they would read, and why — but has not acted on it.</w:t>
+              <w:t xml:space="preserve">Can say what they want to find out, who they would ask and what they would read, and why, but has not acted on it.</w:t>
             </w:r>
           </w:p>
         </w:tc>
@@ -437,7 +437,7 @@
                 <w:sz w:val="17"/>
                 <w:szCs w:val="17"/>
               </w:rPr>
-              <w:t xml:space="preserve">Actually investigated — asked and looked, and used the source pack — with reasons for how they went about it, even if it has not yet become an insight.</w:t>
+              <w:t xml:space="preserve">Actually investigated, asked and looked, and used the source pack, with reasons for how they went about it, even if it has not yet become an insight.</w:t>
             </w:r>
           </w:p>
         </w:tc>
@@ -779,7 +779,7 @@
           <w:sz w:val="28"/>
           <w:szCs w:val="28"/>
         </w:rPr>
-        <w:t xml:space="preserve">End (summative) — at the showcase</w:t>
+        <w:t xml:space="preserve">End (summative), at the showcase</w:t>
       </w:r>
     </w:p>
     <w:tbl>
@@ -1036,7 +1036,7 @@
                 <w:sz w:val="17"/>
                 <w:szCs w:val="17"/>
               </w:rPr>
-              <w:t xml:space="preserve">Can say what they want to find out, who they would ask and what they would read, and why — but has not acted on it.</w:t>
+              <w:t xml:space="preserve">Can say what they want to find out, who they would ask and what they would read, and why, but has not acted on it.</w:t>
             </w:r>
           </w:p>
         </w:tc>
@@ -1120,7 +1120,7 @@
                 <w:sz w:val="17"/>
                 <w:szCs w:val="17"/>
               </w:rPr>
-              <w:t xml:space="preserve">Actually investigated — asked and looked, and used the source pack — with reasons for how they went about it, even if it has not yet become an insight.</w:t>
+              <w:t xml:space="preserve">Actually investigated, asked and looked, and used the source pack, with reasons for how they went about it, even if it has not yet become an insight.</w:t>
             </w:r>
           </w:p>
         </w:tc>

--- a/public/downloads/research-project-assessment-rubric.docx
+++ b/public/downloads/research-project-assessment-rubric.docx
@@ -29,7 +29,7 @@
           <w:sz w:val="24"/>
           <w:szCs w:val="24"/>
         </w:rPr>
-        <w:t xml:space="preserve">Assessment record, Investigate real-world issues (FSI1)</w:t>
+        <w:t xml:space="preserve">Assessment record - Investigate real-world issues (FSI1)</w:t>
       </w:r>
     </w:p>
     <w:p>
@@ -42,7 +42,7 @@
           <w:sz w:val="20"/>
           <w:szCs w:val="20"/>
         </w:rPr>
-        <w:t xml:space="preserve">Learning Bridge+ (Cox's Bazar)  ·  Facilitator, make one copy per learner</w:t>
+        <w:t xml:space="preserve">Learning Bridge+ (Cox's Bazar)  ·  Facilitator - make one copy per learner</w:t>
       </w:r>
     </w:p>
     <w:p>
@@ -54,7 +54,7 @@
           <w:sz w:val="22"/>
           <w:szCs w:val="22"/>
         </w:rPr>
-        <w:t xml:space="preserve">Judge each learner by your professional judgement against Amala’s proficiency scale, from evidence gathered across the whole research book, not from the final output alone. Full guidance is in the facilitator guide ("Assessing the investigation"). Tick the level and write one or two lines of evidence for why.</w:t>
+        <w:t xml:space="preserve">Judge each learner by your professional judgement against Amala’s proficiency scale, from evidence gathered across the whole research book - not from the final output alone. Full guidance is in the facilitator guide ("Assessing the investigation"). Tick the level and write one or two lines of evidence for why.</w:t>
       </w:r>
     </w:p>
     <w:p>
@@ -67,7 +67,7 @@
           <w:sz w:val="20"/>
           <w:szCs w:val="20"/>
         </w:rPr>
-        <w:t xml:space="preserve">The scale is generic: one ladder, read against the goal FSI1 names, the learner can conduct primary and secondary research into challenges affecting people and the planet to develop actionable insights. Credit begins at Practitioner, which is also the readiness bar for the accredited secondary pathway. Expert needs two or more genuinely different scenarios, so it rarely comes from this component alone.</w:t>
+        <w:t xml:space="preserve">The scale is generic: one ladder, read against the goal FSI1 names - the learner can conduct primary and secondary research into challenges affecting people and the planet to develop actionable insights. Credit begins at Practitioner, which is also the readiness bar for the accredited secondary pathway. Expert needs two or more genuinely different scenarios, so it rarely comes from this component alone.</w:t>
       </w:r>
     </w:p>
     <w:p>
@@ -96,7 +96,7 @@
           <w:sz w:val="28"/>
           <w:szCs w:val="28"/>
         </w:rPr>
-        <w:t xml:space="preserve">Midway (formative), around the end of "Plan and conduct research"</w:t>
+        <w:t xml:space="preserve">Midway (formative) - around the end of "Plan and conduct research"</w:t>
       </w:r>
     </w:p>
     <w:tbl>
@@ -353,7 +353,7 @@
                 <w:sz w:val="17"/>
                 <w:szCs w:val="17"/>
               </w:rPr>
-              <w:t xml:space="preserve">Can say what they want to find out, who they would ask and what they would read, and why, but has not acted on it.</w:t>
+              <w:t xml:space="preserve">Can say what they want to find out, who they would ask and what they would read, and why - but has not acted on it.</w:t>
             </w:r>
           </w:p>
         </w:tc>
@@ -437,7 +437,7 @@
                 <w:sz w:val="17"/>
                 <w:szCs w:val="17"/>
               </w:rPr>
-              <w:t xml:space="preserve">Actually investigated, asked and looked, and used the source pack, with reasons for how they went about it, even if it has not yet become an insight.</w:t>
+              <w:t xml:space="preserve">Actually investigated - asked and looked, and used the source pack - with reasons for how they went about it, even if it has not yet become an insight.</w:t>
             </w:r>
           </w:p>
         </w:tc>
@@ -779,7 +779,7 @@
           <w:sz w:val="28"/>
           <w:szCs w:val="28"/>
         </w:rPr>
-        <w:t xml:space="preserve">End (summative), at the showcase</w:t>
+        <w:t xml:space="preserve">End (summative) - at the showcase</w:t>
       </w:r>
     </w:p>
     <w:tbl>
@@ -1036,7 +1036,7 @@
                 <w:sz w:val="17"/>
                 <w:szCs w:val="17"/>
               </w:rPr>
-              <w:t xml:space="preserve">Can say what they want to find out, who they would ask and what they would read, and why, but has not acted on it.</w:t>
+              <w:t xml:space="preserve">Can say what they want to find out, who they would ask and what they would read, and why - but has not acted on it.</w:t>
             </w:r>
           </w:p>
         </w:tc>
@@ -1120,7 +1120,7 @@
                 <w:sz w:val="17"/>
                 <w:szCs w:val="17"/>
               </w:rPr>
-              <w:t xml:space="preserve">Actually investigated, asked and looked, and used the source pack, with reasons for how they went about it, even if it has not yet become an insight.</w:t>
+              <w:t xml:space="preserve">Actually investigated - asked and looked, and used the source pack - with reasons for how they went about it, even if it has not yet become an insight.</w:t>
             </w:r>
           </w:p>
         </w:tc>

--- a/public/downloads/research-project-assessment-rubric.docx
+++ b/public/downloads/research-project-assessment-rubric.docx
@@ -54,7 +54,7 @@
           <w:sz w:val="22"/>
           <w:szCs w:val="22"/>
         </w:rPr>
-        <w:t xml:space="preserve">Judge each learner by your professional judgement against Amala’s proficiency scale, from evidence gathered across the whole research book - not from the final output alone. Full guidance is in the facilitator guide ("Assessing the investigation"). Tick the level and write one or two lines of evidence for why.</w:t>
+        <w:t xml:space="preserve">Judge each learner by your professional judgement against Amala’s proficiency scale, from evidence gathered wherever you saw it, not from the final output alone and not only from this component. Full guidance is in the facilitator guide ("Assessing the investigation"). Tick the level and write one or two lines of evidence for why.</w:t>
       </w:r>
     </w:p>
     <w:p>
@@ -112,10 +112,10 @@
         </w:tblBorders>
       </w:tblPr>
       <w:tblGrid>
-        <w:gridCol w:w="300"/>
-        <w:gridCol w:w="2500"/>
-        <w:gridCol w:w="5200"/>
-        <w:gridCol w:w="2800"/>
+        <w:gridCol w:w="251"/>
+        <w:gridCol w:w="2099"/>
+        <w:gridCol w:w="4367"/>
+        <w:gridCol w:w="2351"/>
       </w:tblGrid>
       <w:tr>
         <w:trPr>
@@ -123,7 +123,7 @@
         </w:trPr>
         <w:tc>
           <w:tcPr>
-            <w:tcW w:type="dxa" w:w="300"/>
+            <w:tcW w:type="dxa" w:w="251"/>
           </w:tcPr>
           <w:p>
             <w:r>
@@ -140,7 +140,7 @@
         </w:tc>
         <w:tc>
           <w:tcPr>
-            <w:tcW w:type="dxa" w:w="2500"/>
+            <w:tcW w:type="dxa" w:w="2099"/>
           </w:tcPr>
           <w:p>
             <w:r>
@@ -157,7 +157,7 @@
         </w:tc>
         <w:tc>
           <w:tcPr>
-            <w:tcW w:type="dxa" w:w="5200"/>
+            <w:tcW w:type="dxa" w:w="4367"/>
           </w:tcPr>
           <w:p>
             <w:r>
@@ -174,7 +174,7 @@
         </w:tc>
         <w:tc>
           <w:tcPr>
-            <w:tcW w:type="dxa" w:w="2800"/>
+            <w:tcW w:type="dxa" w:w="2351"/>
           </w:tcPr>
           <w:p>
             <w:r>
@@ -197,7 +197,7 @@
         </w:trPr>
         <w:tc>
           <w:tcPr>
-            <w:tcW w:type="dxa" w:w="300"/>
+            <w:tcW w:type="dxa" w:w="251"/>
           </w:tcPr>
           <w:p>
             <w:r>
@@ -213,7 +213,7 @@
         </w:tc>
         <w:tc>
           <w:tcPr>
-            <w:tcW w:type="dxa" w:w="2500"/>
+            <w:tcW w:type="dxa" w:w="2099"/>
           </w:tcPr>
           <w:p>
             <w:r>
@@ -242,7 +242,7 @@
         </w:tc>
         <w:tc>
           <w:tcPr>
-            <w:tcW w:type="dxa" w:w="5200"/>
+            <w:tcW w:type="dxa" w:w="4367"/>
           </w:tcPr>
           <w:p>
             <w:r>
@@ -258,7 +258,7 @@
         </w:tc>
         <w:tc>
           <w:tcPr>
-            <w:tcW w:type="dxa" w:w="2800"/>
+            <w:tcW w:type="dxa" w:w="2351"/>
           </w:tcPr>
           <w:p>
             <w:r>
@@ -281,7 +281,7 @@
         </w:trPr>
         <w:tc>
           <w:tcPr>
-            <w:tcW w:type="dxa" w:w="300"/>
+            <w:tcW w:type="dxa" w:w="251"/>
           </w:tcPr>
           <w:p>
             <w:r>
@@ -297,7 +297,7 @@
         </w:tc>
         <w:tc>
           <w:tcPr>
-            <w:tcW w:type="dxa" w:w="2500"/>
+            <w:tcW w:type="dxa" w:w="2099"/>
           </w:tcPr>
           <w:p>
             <w:r>
@@ -326,7 +326,7 @@
         </w:tc>
         <w:tc>
           <w:tcPr>
-            <w:tcW w:type="dxa" w:w="5200"/>
+            <w:tcW w:type="dxa" w:w="4367"/>
           </w:tcPr>
           <w:p>
             <w:r>
@@ -342,7 +342,7 @@
         </w:tc>
         <w:tc>
           <w:tcPr>
-            <w:tcW w:type="dxa" w:w="2800"/>
+            <w:tcW w:type="dxa" w:w="2351"/>
           </w:tcPr>
           <w:p>
             <w:r>
@@ -365,7 +365,7 @@
         </w:trPr>
         <w:tc>
           <w:tcPr>
-            <w:tcW w:type="dxa" w:w="300"/>
+            <w:tcW w:type="dxa" w:w="251"/>
           </w:tcPr>
           <w:p>
             <w:r>
@@ -381,7 +381,7 @@
         </w:tc>
         <w:tc>
           <w:tcPr>
-            <w:tcW w:type="dxa" w:w="2500"/>
+            <w:tcW w:type="dxa" w:w="2099"/>
           </w:tcPr>
           <w:p>
             <w:r>
@@ -410,7 +410,7 @@
         </w:tc>
         <w:tc>
           <w:tcPr>
-            <w:tcW w:type="dxa" w:w="5200"/>
+            <w:tcW w:type="dxa" w:w="4367"/>
           </w:tcPr>
           <w:p>
             <w:r>
@@ -426,7 +426,7 @@
         </w:tc>
         <w:tc>
           <w:tcPr>
-            <w:tcW w:type="dxa" w:w="2800"/>
+            <w:tcW w:type="dxa" w:w="2351"/>
           </w:tcPr>
           <w:p>
             <w:r>
@@ -449,7 +449,7 @@
         </w:trPr>
         <w:tc>
           <w:tcPr>
-            <w:tcW w:type="dxa" w:w="300"/>
+            <w:tcW w:type="dxa" w:w="251"/>
           </w:tcPr>
           <w:p>
             <w:r>
@@ -465,7 +465,7 @@
         </w:tc>
         <w:tc>
           <w:tcPr>
-            <w:tcW w:type="dxa" w:w="2500"/>
+            <w:tcW w:type="dxa" w:w="2099"/>
           </w:tcPr>
           <w:p>
             <w:r>
@@ -494,7 +494,7 @@
         </w:tc>
         <w:tc>
           <w:tcPr>
-            <w:tcW w:type="dxa" w:w="5200"/>
+            <w:tcW w:type="dxa" w:w="4367"/>
           </w:tcPr>
           <w:p>
             <w:r>
@@ -510,7 +510,7 @@
         </w:tc>
         <w:tc>
           <w:tcPr>
-            <w:tcW w:type="dxa" w:w="2800"/>
+            <w:tcW w:type="dxa" w:w="2351"/>
           </w:tcPr>
           <w:p>
             <w:r>
@@ -533,7 +533,7 @@
         </w:trPr>
         <w:tc>
           <w:tcPr>
-            <w:tcW w:type="dxa" w:w="300"/>
+            <w:tcW w:type="dxa" w:w="251"/>
           </w:tcPr>
           <w:p>
             <w:r>
@@ -549,7 +549,7 @@
         </w:tc>
         <w:tc>
           <w:tcPr>
-            <w:tcW w:type="dxa" w:w="2500"/>
+            <w:tcW w:type="dxa" w:w="2099"/>
           </w:tcPr>
           <w:p>
             <w:r>
@@ -578,7 +578,7 @@
         </w:tc>
         <w:tc>
           <w:tcPr>
-            <w:tcW w:type="dxa" w:w="5200"/>
+            <w:tcW w:type="dxa" w:w="4367"/>
           </w:tcPr>
           <w:p>
             <w:r>
@@ -594,7 +594,7 @@
         </w:tc>
         <w:tc>
           <w:tcPr>
-            <w:tcW w:type="dxa" w:w="2800"/>
+            <w:tcW w:type="dxa" w:w="2351"/>
           </w:tcPr>
           <w:p>
             <w:r>
@@ -795,10 +795,10 @@
         </w:tblBorders>
       </w:tblPr>
       <w:tblGrid>
-        <w:gridCol w:w="300"/>
-        <w:gridCol w:w="2500"/>
-        <w:gridCol w:w="5200"/>
-        <w:gridCol w:w="2800"/>
+        <w:gridCol w:w="251"/>
+        <w:gridCol w:w="2099"/>
+        <w:gridCol w:w="4367"/>
+        <w:gridCol w:w="2351"/>
       </w:tblGrid>
       <w:tr>
         <w:trPr>
@@ -806,7 +806,7 @@
         </w:trPr>
         <w:tc>
           <w:tcPr>
-            <w:tcW w:type="dxa" w:w="300"/>
+            <w:tcW w:type="dxa" w:w="251"/>
           </w:tcPr>
           <w:p>
             <w:r>
@@ -823,7 +823,7 @@
         </w:tc>
         <w:tc>
           <w:tcPr>
-            <w:tcW w:type="dxa" w:w="2500"/>
+            <w:tcW w:type="dxa" w:w="2099"/>
           </w:tcPr>
           <w:p>
             <w:r>
@@ -840,7 +840,7 @@
         </w:tc>
         <w:tc>
           <w:tcPr>
-            <w:tcW w:type="dxa" w:w="5200"/>
+            <w:tcW w:type="dxa" w:w="4367"/>
           </w:tcPr>
           <w:p>
             <w:r>
@@ -857,7 +857,7 @@
         </w:tc>
         <w:tc>
           <w:tcPr>
-            <w:tcW w:type="dxa" w:w="2800"/>
+            <w:tcW w:type="dxa" w:w="2351"/>
           </w:tcPr>
           <w:p>
             <w:r>
@@ -880,7 +880,7 @@
         </w:trPr>
         <w:tc>
           <w:tcPr>
-            <w:tcW w:type="dxa" w:w="300"/>
+            <w:tcW w:type="dxa" w:w="251"/>
           </w:tcPr>
           <w:p>
             <w:r>
@@ -896,7 +896,7 @@
         </w:tc>
         <w:tc>
           <w:tcPr>
-            <w:tcW w:type="dxa" w:w="2500"/>
+            <w:tcW w:type="dxa" w:w="2099"/>
           </w:tcPr>
           <w:p>
             <w:r>
@@ -925,7 +925,7 @@
         </w:tc>
         <w:tc>
           <w:tcPr>
-            <w:tcW w:type="dxa" w:w="5200"/>
+            <w:tcW w:type="dxa" w:w="4367"/>
           </w:tcPr>
           <w:p>
             <w:r>
@@ -941,7 +941,7 @@
         </w:tc>
         <w:tc>
           <w:tcPr>
-            <w:tcW w:type="dxa" w:w="2800"/>
+            <w:tcW w:type="dxa" w:w="2351"/>
           </w:tcPr>
           <w:p>
             <w:r>
@@ -964,7 +964,7 @@
         </w:trPr>
         <w:tc>
           <w:tcPr>
-            <w:tcW w:type="dxa" w:w="300"/>
+            <w:tcW w:type="dxa" w:w="251"/>
           </w:tcPr>
           <w:p>
             <w:r>
@@ -980,7 +980,7 @@
         </w:tc>
         <w:tc>
           <w:tcPr>
-            <w:tcW w:type="dxa" w:w="2500"/>
+            <w:tcW w:type="dxa" w:w="2099"/>
           </w:tcPr>
           <w:p>
             <w:r>
@@ -1009,7 +1009,7 @@
         </w:tc>
         <w:tc>
           <w:tcPr>
-            <w:tcW w:type="dxa" w:w="5200"/>
+            <w:tcW w:type="dxa" w:w="4367"/>
           </w:tcPr>
           <w:p>
             <w:r>
@@ -1025,7 +1025,7 @@
         </w:tc>
         <w:tc>
           <w:tcPr>
-            <w:tcW w:type="dxa" w:w="2800"/>
+            <w:tcW w:type="dxa" w:w="2351"/>
           </w:tcPr>
           <w:p>
             <w:r>
@@ -1048,7 +1048,7 @@
         </w:trPr>
         <w:tc>
           <w:tcPr>
-            <w:tcW w:type="dxa" w:w="300"/>
+            <w:tcW w:type="dxa" w:w="251"/>
           </w:tcPr>
           <w:p>
             <w:r>
@@ -1064,7 +1064,7 @@
         </w:tc>
         <w:tc>
           <w:tcPr>
-            <w:tcW w:type="dxa" w:w="2500"/>
+            <w:tcW w:type="dxa" w:w="2099"/>
           </w:tcPr>
           <w:p>
             <w:r>
@@ -1093,7 +1093,7 @@
         </w:tc>
         <w:tc>
           <w:tcPr>
-            <w:tcW w:type="dxa" w:w="5200"/>
+            <w:tcW w:type="dxa" w:w="4367"/>
           </w:tcPr>
           <w:p>
             <w:r>
@@ -1109,7 +1109,7 @@
         </w:tc>
         <w:tc>
           <w:tcPr>
-            <w:tcW w:type="dxa" w:w="2800"/>
+            <w:tcW w:type="dxa" w:w="2351"/>
           </w:tcPr>
           <w:p>
             <w:r>
@@ -1132,7 +1132,7 @@
         </w:trPr>
         <w:tc>
           <w:tcPr>
-            <w:tcW w:type="dxa" w:w="300"/>
+            <w:tcW w:type="dxa" w:w="251"/>
           </w:tcPr>
           <w:p>
             <w:r>
@@ -1148,7 +1148,7 @@
         </w:tc>
         <w:tc>
           <w:tcPr>
-            <w:tcW w:type="dxa" w:w="2500"/>
+            <w:tcW w:type="dxa" w:w="2099"/>
           </w:tcPr>
           <w:p>
             <w:r>
@@ -1177,7 +1177,7 @@
         </w:tc>
         <w:tc>
           <w:tcPr>
-            <w:tcW w:type="dxa" w:w="5200"/>
+            <w:tcW w:type="dxa" w:w="4367"/>
           </w:tcPr>
           <w:p>
             <w:r>
@@ -1193,7 +1193,7 @@
         </w:tc>
         <w:tc>
           <w:tcPr>
-            <w:tcW w:type="dxa" w:w="2800"/>
+            <w:tcW w:type="dxa" w:w="2351"/>
           </w:tcPr>
           <w:p>
             <w:r>
@@ -1216,7 +1216,7 @@
         </w:trPr>
         <w:tc>
           <w:tcPr>
-            <w:tcW w:type="dxa" w:w="300"/>
+            <w:tcW w:type="dxa" w:w="251"/>
           </w:tcPr>
           <w:p>
             <w:r>
@@ -1232,7 +1232,7 @@
         </w:tc>
         <w:tc>
           <w:tcPr>
-            <w:tcW w:type="dxa" w:w="2500"/>
+            <w:tcW w:type="dxa" w:w="2099"/>
           </w:tcPr>
           <w:p>
             <w:r>
@@ -1261,7 +1261,7 @@
         </w:tc>
         <w:tc>
           <w:tcPr>
-            <w:tcW w:type="dxa" w:w="5200"/>
+            <w:tcW w:type="dxa" w:w="4367"/>
           </w:tcPr>
           <w:p>
             <w:r>
@@ -1277,7 +1277,7 @@
         </w:tc>
         <w:tc>
           <w:tcPr>
-            <w:tcW w:type="dxa" w:w="2800"/>
+            <w:tcW w:type="dxa" w:w="2351"/>
           </w:tcPr>
           <w:p>
             <w:r>

--- a/public/downloads/research-project-assessment-rubric.docx
+++ b/public/downloads/research-project-assessment-rubric.docx
@@ -621,7 +621,7 @@
           <w:sz w:val="18"/>
           <w:szCs w:val="18"/>
         </w:rPr>
-        <w:t xml:space="preserve">Evidence for the judgement (question &amp; plan · evidence log &amp; how they weighed sources · findings → insight · output &amp; answering questions):</w:t>
+        <w:t xml:space="preserve">Evidence for the judgement (question &amp; plan · evidence log &amp; how they checked sources · findings → insight · output &amp; answering questions):</w:t>
       </w:r>
     </w:p>
     <w:tbl>
@@ -1304,7 +1304,7 @@
           <w:sz w:val="18"/>
           <w:szCs w:val="18"/>
         </w:rPr>
-        <w:t xml:space="preserve">Evidence for the judgement (question &amp; plan · evidence log &amp; how they weighed sources · findings → insight · output &amp; answering questions):</w:t>
+        <w:t xml:space="preserve">Evidence for the judgement (question &amp; plan · evidence log &amp; how they checked sources · findings → insight · output &amp; answering questions):</w:t>
       </w:r>
     </w:p>
     <w:tbl>
